--- a/notes_07Jun2023.docx
+++ b/notes_07Jun2023.docx
@@ -1979,6 +1979,9 @@
     <w:p>
       <w:pPr>
         <w:pStyle w:val="ListParagraph"/>
+        <w:pBdr>
+          <w:bottom w:val="single" w:sz="6" w:space="1" w:color="auto"/>
+        </w:pBdr>
         <w:rPr>
           <w:lang w:val="en-US"/>
         </w:rPr>
@@ -1989,6 +1992,210 @@
         </w:rPr>
         <w:t>}</w:t>
       </w:r>
+    </w:p>
+    <w:p>
+      <w:pPr>
+        <w:pStyle w:val="ListParagraph"/>
+        <w:rPr>
+          <w:lang w:val="en-US"/>
+        </w:rPr>
+      </w:pPr>
+      <w:r>
+        <w:rPr>
+          <w:lang w:val="en-US"/>
+        </w:rPr>
+        <w:t>H2 database</w:t>
+      </w:r>
+    </w:p>
+    <w:p>
+      <w:pPr>
+        <w:pStyle w:val="ListParagraph"/>
+        <w:rPr>
+          <w:lang w:val="en-US"/>
+        </w:rPr>
+      </w:pPr>
+    </w:p>
+    <w:p>
+      <w:pPr>
+        <w:pStyle w:val="ListParagraph"/>
+        <w:rPr>
+          <w:lang w:val="en-US"/>
+        </w:rPr>
+      </w:pPr>
+      <w:r>
+        <w:rPr>
+          <w:lang w:val="en-US"/>
+        </w:rPr>
+        <w:t>Employee</w:t>
+      </w:r>
+    </w:p>
+    <w:p>
+      <w:pPr>
+        <w:pStyle w:val="ListParagraph"/>
+        <w:rPr>
+          <w:lang w:val="en-US"/>
+        </w:rPr>
+      </w:pPr>
+      <w:r>
+        <w:rPr>
+          <w:lang w:val="en-US"/>
+        </w:rPr>
+        <w:tab/>
+        <w:t>id</w:t>
+      </w:r>
+    </w:p>
+    <w:p>
+      <w:pPr>
+        <w:pStyle w:val="ListParagraph"/>
+        <w:rPr>
+          <w:lang w:val="en-US"/>
+        </w:rPr>
+      </w:pPr>
+      <w:r>
+        <w:rPr>
+          <w:lang w:val="en-US"/>
+        </w:rPr>
+        <w:tab/>
+      </w:r>
+      <w:proofErr w:type="spellStart"/>
+      <w:r>
+        <w:rPr>
+          <w:lang w:val="en-US"/>
+        </w:rPr>
+        <w:t>firstName</w:t>
+      </w:r>
+      <w:proofErr w:type="spellEnd"/>
+    </w:p>
+    <w:p>
+      <w:pPr>
+        <w:pStyle w:val="ListParagraph"/>
+        <w:rPr>
+          <w:lang w:val="en-US"/>
+        </w:rPr>
+      </w:pPr>
+      <w:r>
+        <w:rPr>
+          <w:lang w:val="en-US"/>
+        </w:rPr>
+        <w:tab/>
+      </w:r>
+      <w:proofErr w:type="spellStart"/>
+      <w:r>
+        <w:rPr>
+          <w:lang w:val="en-US"/>
+        </w:rPr>
+        <w:t>lastName</w:t>
+      </w:r>
+      <w:proofErr w:type="spellEnd"/>
+    </w:p>
+    <w:p>
+      <w:pPr>
+        <w:pStyle w:val="ListParagraph"/>
+        <w:rPr>
+          <w:lang w:val="en-US"/>
+        </w:rPr>
+      </w:pPr>
+      <w:r>
+        <w:rPr>
+          <w:lang w:val="en-US"/>
+        </w:rPr>
+        <w:tab/>
+        <w:t>department</w:t>
+      </w:r>
+    </w:p>
+    <w:p>
+      <w:pPr>
+        <w:pStyle w:val="ListParagraph"/>
+        <w:rPr>
+          <w:lang w:val="en-US"/>
+        </w:rPr>
+      </w:pPr>
+    </w:p>
+    <w:p>
+      <w:pPr>
+        <w:pStyle w:val="ListParagraph"/>
+        <w:numPr>
+          <w:ilvl w:val="0"/>
+          <w:numId w:val="46"/>
+        </w:numPr>
+      </w:pPr>
+      <w:r>
+        <w:rPr>
+          <w:lang w:val="en-US"/>
+        </w:rPr>
+        <w:t>Create a spring boot application “07-jun-h2-demo”</w:t>
+      </w:r>
+    </w:p>
+    <w:p>
+      <w:pPr>
+        <w:pStyle w:val="ListParagraph"/>
+        <w:ind w:left="1440"/>
+        <w:rPr>
+          <w:lang w:val="en-US"/>
+        </w:rPr>
+      </w:pPr>
+      <w:r>
+        <w:rPr>
+          <w:lang w:val="en-US"/>
+        </w:rPr>
+        <w:t>Spring web</w:t>
+      </w:r>
+    </w:p>
+    <w:p>
+      <w:pPr>
+        <w:pStyle w:val="ListParagraph"/>
+        <w:ind w:left="1440"/>
+        <w:rPr>
+          <w:lang w:val="en-US"/>
+        </w:rPr>
+      </w:pPr>
+      <w:r>
+        <w:rPr>
+          <w:lang w:val="en-US"/>
+        </w:rPr>
+        <w:t xml:space="preserve">Spring data </w:t>
+      </w:r>
+      <w:proofErr w:type="spellStart"/>
+      <w:r>
+        <w:rPr>
+          <w:lang w:val="en-US"/>
+        </w:rPr>
+        <w:t>jpa</w:t>
+      </w:r>
+      <w:proofErr w:type="spellEnd"/>
+    </w:p>
+    <w:p>
+      <w:pPr>
+        <w:pStyle w:val="ListParagraph"/>
+        <w:ind w:left="1440"/>
+        <w:rPr>
+          <w:lang w:val="en-US"/>
+        </w:rPr>
+      </w:pPr>
+      <w:r>
+        <w:rPr>
+          <w:lang w:val="en-US"/>
+        </w:rPr>
+        <w:t>H2 database</w:t>
+      </w:r>
+    </w:p>
+    <w:p>
+      <w:pPr>
+        <w:pStyle w:val="ListParagraph"/>
+        <w:ind w:left="1440"/>
+        <w:rPr>
+          <w:lang w:val="en-US"/>
+        </w:rPr>
+      </w:pPr>
+    </w:p>
+    <w:p>
+      <w:pPr>
+        <w:pStyle w:val="ListParagraph"/>
+        <w:numPr>
+          <w:ilvl w:val="0"/>
+          <w:numId w:val="46"/>
+        </w:numPr>
+      </w:pPr>
     </w:p>
     <w:sectPr>
       <w:pgSz w:w="11906" w:h="16838"/>
@@ -4170,6 +4377,95 @@
     </w:lvl>
   </w:abstractNum>
   <w:abstractNum w:abstractNumId="23" w15:restartNumberingAfterBreak="0">
+    <w:nsid w:val="41E5280E"/>
+    <w:multiLevelType w:val="hybridMultilevel"/>
+    <w:tmpl w:val="F02A2E2A"/>
+    <w:lvl w:ilvl="0" w:tplc="4216CF8E">
+      <w:start w:val="1"/>
+      <w:numFmt w:val="decimal"/>
+      <w:lvlText w:val="%1)"/>
+      <w:lvlJc w:val="left"/>
+      <w:pPr>
+        <w:ind w:left="1080" w:hanging="360"/>
+      </w:pPr>
+      <w:rPr>
+        <w:rFonts w:hint="default"/>
+      </w:rPr>
+    </w:lvl>
+    <w:lvl w:ilvl="1" w:tplc="40090019" w:tentative="1">
+      <w:start w:val="1"/>
+      <w:numFmt w:val="lowerLetter"/>
+      <w:lvlText w:val="%2."/>
+      <w:lvlJc w:val="left"/>
+      <w:pPr>
+        <w:ind w:left="1800" w:hanging="360"/>
+      </w:pPr>
+    </w:lvl>
+    <w:lvl w:ilvl="2" w:tplc="4009001B" w:tentative="1">
+      <w:start w:val="1"/>
+      <w:numFmt w:val="lowerRoman"/>
+      <w:lvlText w:val="%3."/>
+      <w:lvlJc w:val="right"/>
+      <w:pPr>
+        <w:ind w:left="2520" w:hanging="180"/>
+      </w:pPr>
+    </w:lvl>
+    <w:lvl w:ilvl="3" w:tplc="4009000F" w:tentative="1">
+      <w:start w:val="1"/>
+      <w:numFmt w:val="decimal"/>
+      <w:lvlText w:val="%4."/>
+      <w:lvlJc w:val="left"/>
+      <w:pPr>
+        <w:ind w:left="3240" w:hanging="360"/>
+      </w:pPr>
+    </w:lvl>
+    <w:lvl w:ilvl="4" w:tplc="40090019" w:tentative="1">
+      <w:start w:val="1"/>
+      <w:numFmt w:val="lowerLetter"/>
+      <w:lvlText w:val="%5."/>
+      <w:lvlJc w:val="left"/>
+      <w:pPr>
+        <w:ind w:left="3960" w:hanging="360"/>
+      </w:pPr>
+    </w:lvl>
+    <w:lvl w:ilvl="5" w:tplc="4009001B" w:tentative="1">
+      <w:start w:val="1"/>
+      <w:numFmt w:val="lowerRoman"/>
+      <w:lvlText w:val="%6."/>
+      <w:lvlJc w:val="right"/>
+      <w:pPr>
+        <w:ind w:left="4680" w:hanging="180"/>
+      </w:pPr>
+    </w:lvl>
+    <w:lvl w:ilvl="6" w:tplc="4009000F" w:tentative="1">
+      <w:start w:val="1"/>
+      <w:numFmt w:val="decimal"/>
+      <w:lvlText w:val="%7."/>
+      <w:lvlJc w:val="left"/>
+      <w:pPr>
+        <w:ind w:left="5400" w:hanging="360"/>
+      </w:pPr>
+    </w:lvl>
+    <w:lvl w:ilvl="7" w:tplc="40090019" w:tentative="1">
+      <w:start w:val="1"/>
+      <w:numFmt w:val="lowerLetter"/>
+      <w:lvlText w:val="%8."/>
+      <w:lvlJc w:val="left"/>
+      <w:pPr>
+        <w:ind w:left="6120" w:hanging="360"/>
+      </w:pPr>
+    </w:lvl>
+    <w:lvl w:ilvl="8" w:tplc="4009001B" w:tentative="1">
+      <w:start w:val="1"/>
+      <w:numFmt w:val="lowerRoman"/>
+      <w:lvlText w:val="%9."/>
+      <w:lvlJc w:val="right"/>
+      <w:pPr>
+        <w:ind w:left="6840" w:hanging="180"/>
+      </w:pPr>
+    </w:lvl>
+  </w:abstractNum>
+  <w:abstractNum w:abstractNumId="24" w15:restartNumberingAfterBreak="0">
     <w:nsid w:val="453C56F8"/>
     <w:multiLevelType w:val="hybridMultilevel"/>
     <w:tmpl w:val="E0C0CDDE"/>
@@ -4258,7 +4554,7 @@
       </w:pPr>
     </w:lvl>
   </w:abstractNum>
-  <w:abstractNum w:abstractNumId="24" w15:restartNumberingAfterBreak="0">
+  <w:abstractNum w:abstractNumId="25" w15:restartNumberingAfterBreak="0">
     <w:nsid w:val="475E2CA2"/>
     <w:multiLevelType w:val="multilevel"/>
     <w:tmpl w:val="15C43DD6"/>
@@ -4371,7 +4667,7 @@
       </w:pPr>
     </w:lvl>
   </w:abstractNum>
-  <w:abstractNum w:abstractNumId="25" w15:restartNumberingAfterBreak="0">
+  <w:abstractNum w:abstractNumId="26" w15:restartNumberingAfterBreak="0">
     <w:nsid w:val="47832970"/>
     <w:multiLevelType w:val="multilevel"/>
     <w:tmpl w:val="DA42C224"/>
@@ -4484,7 +4780,7 @@
       </w:pPr>
     </w:lvl>
   </w:abstractNum>
-  <w:abstractNum w:abstractNumId="26" w15:restartNumberingAfterBreak="0">
+  <w:abstractNum w:abstractNumId="27" w15:restartNumberingAfterBreak="0">
     <w:nsid w:val="485110B4"/>
     <w:multiLevelType w:val="hybridMultilevel"/>
     <w:tmpl w:val="6338D7B0"/>
@@ -4573,7 +4869,7 @@
       </w:pPr>
     </w:lvl>
   </w:abstractNum>
-  <w:abstractNum w:abstractNumId="27" w15:restartNumberingAfterBreak="0">
+  <w:abstractNum w:abstractNumId="28" w15:restartNumberingAfterBreak="0">
     <w:nsid w:val="48B179A3"/>
     <w:multiLevelType w:val="hybridMultilevel"/>
     <w:tmpl w:val="A120B340"/>
@@ -4662,7 +4958,7 @@
       </w:pPr>
     </w:lvl>
   </w:abstractNum>
-  <w:abstractNum w:abstractNumId="28" w15:restartNumberingAfterBreak="0">
+  <w:abstractNum w:abstractNumId="29" w15:restartNumberingAfterBreak="0">
     <w:nsid w:val="4C2D0EDD"/>
     <w:multiLevelType w:val="hybridMultilevel"/>
     <w:tmpl w:val="CAD25936"/>
@@ -4751,7 +5047,7 @@
       </w:pPr>
     </w:lvl>
   </w:abstractNum>
-  <w:abstractNum w:abstractNumId="29" w15:restartNumberingAfterBreak="0">
+  <w:abstractNum w:abstractNumId="30" w15:restartNumberingAfterBreak="0">
     <w:nsid w:val="4CA777C2"/>
     <w:multiLevelType w:val="hybridMultilevel"/>
     <w:tmpl w:val="CE1810A0"/>
@@ -4840,7 +5136,7 @@
       </w:pPr>
     </w:lvl>
   </w:abstractNum>
-  <w:abstractNum w:abstractNumId="30" w15:restartNumberingAfterBreak="0">
+  <w:abstractNum w:abstractNumId="31" w15:restartNumberingAfterBreak="0">
     <w:nsid w:val="4D4A61D0"/>
     <w:multiLevelType w:val="hybridMultilevel"/>
     <w:tmpl w:val="5D8AD1F8"/>
@@ -4929,7 +5225,7 @@
       </w:pPr>
     </w:lvl>
   </w:abstractNum>
-  <w:abstractNum w:abstractNumId="31" w15:restartNumberingAfterBreak="0">
+  <w:abstractNum w:abstractNumId="32" w15:restartNumberingAfterBreak="0">
     <w:nsid w:val="4DEC2D73"/>
     <w:multiLevelType w:val="hybridMultilevel"/>
     <w:tmpl w:val="C7AEEE82"/>
@@ -5018,7 +5314,7 @@
       </w:pPr>
     </w:lvl>
   </w:abstractNum>
-  <w:abstractNum w:abstractNumId="32" w15:restartNumberingAfterBreak="0">
+  <w:abstractNum w:abstractNumId="33" w15:restartNumberingAfterBreak="0">
     <w:nsid w:val="4E623DFA"/>
     <w:multiLevelType w:val="hybridMultilevel"/>
     <w:tmpl w:val="021AF668"/>
@@ -5107,7 +5403,7 @@
       </w:pPr>
     </w:lvl>
   </w:abstractNum>
-  <w:abstractNum w:abstractNumId="33" w15:restartNumberingAfterBreak="0">
+  <w:abstractNum w:abstractNumId="34" w15:restartNumberingAfterBreak="0">
     <w:nsid w:val="54127FD6"/>
     <w:multiLevelType w:val="hybridMultilevel"/>
     <w:tmpl w:val="36FCCE30"/>
@@ -5196,7 +5492,7 @@
       </w:pPr>
     </w:lvl>
   </w:abstractNum>
-  <w:abstractNum w:abstractNumId="34" w15:restartNumberingAfterBreak="0">
+  <w:abstractNum w:abstractNumId="35" w15:restartNumberingAfterBreak="0">
     <w:nsid w:val="591F4163"/>
     <w:multiLevelType w:val="hybridMultilevel"/>
     <w:tmpl w:val="E6BAFEBA"/>
@@ -5285,7 +5581,7 @@
       </w:pPr>
     </w:lvl>
   </w:abstractNum>
-  <w:abstractNum w:abstractNumId="35" w15:restartNumberingAfterBreak="0">
+  <w:abstractNum w:abstractNumId="36" w15:restartNumberingAfterBreak="0">
     <w:nsid w:val="594E4C74"/>
     <w:multiLevelType w:val="multilevel"/>
     <w:tmpl w:val="8E90BD50"/>
@@ -5398,7 +5694,7 @@
       </w:pPr>
     </w:lvl>
   </w:abstractNum>
-  <w:abstractNum w:abstractNumId="36" w15:restartNumberingAfterBreak="0">
+  <w:abstractNum w:abstractNumId="37" w15:restartNumberingAfterBreak="0">
     <w:nsid w:val="606D0710"/>
     <w:multiLevelType w:val="hybridMultilevel"/>
     <w:tmpl w:val="EDF20E34"/>
@@ -5487,7 +5783,7 @@
       </w:pPr>
     </w:lvl>
   </w:abstractNum>
-  <w:abstractNum w:abstractNumId="37" w15:restartNumberingAfterBreak="0">
+  <w:abstractNum w:abstractNumId="38" w15:restartNumberingAfterBreak="0">
     <w:nsid w:val="68F71855"/>
     <w:multiLevelType w:val="hybridMultilevel"/>
     <w:tmpl w:val="60FC089A"/>
@@ -5576,7 +5872,7 @@
       </w:pPr>
     </w:lvl>
   </w:abstractNum>
-  <w:abstractNum w:abstractNumId="38" w15:restartNumberingAfterBreak="0">
+  <w:abstractNum w:abstractNumId="39" w15:restartNumberingAfterBreak="0">
     <w:nsid w:val="69967D90"/>
     <w:multiLevelType w:val="hybridMultilevel"/>
     <w:tmpl w:val="1F2AE446"/>
@@ -5665,7 +5961,7 @@
       </w:pPr>
     </w:lvl>
   </w:abstractNum>
-  <w:abstractNum w:abstractNumId="39" w15:restartNumberingAfterBreak="0">
+  <w:abstractNum w:abstractNumId="40" w15:restartNumberingAfterBreak="0">
     <w:nsid w:val="6A39648A"/>
     <w:multiLevelType w:val="hybridMultilevel"/>
     <w:tmpl w:val="E7B24DF4"/>
@@ -5754,7 +6050,7 @@
       </w:pPr>
     </w:lvl>
   </w:abstractNum>
-  <w:abstractNum w:abstractNumId="40" w15:restartNumberingAfterBreak="0">
+  <w:abstractNum w:abstractNumId="41" w15:restartNumberingAfterBreak="0">
     <w:nsid w:val="6CA40C25"/>
     <w:multiLevelType w:val="hybridMultilevel"/>
     <w:tmpl w:val="D3AAAF3E"/>
@@ -5843,7 +6139,7 @@
       </w:pPr>
     </w:lvl>
   </w:abstractNum>
-  <w:abstractNum w:abstractNumId="41" w15:restartNumberingAfterBreak="0">
+  <w:abstractNum w:abstractNumId="42" w15:restartNumberingAfterBreak="0">
     <w:nsid w:val="6E4C1B67"/>
     <w:multiLevelType w:val="hybridMultilevel"/>
     <w:tmpl w:val="CAD033F6"/>
@@ -5932,7 +6228,7 @@
       </w:pPr>
     </w:lvl>
   </w:abstractNum>
-  <w:abstractNum w:abstractNumId="42" w15:restartNumberingAfterBreak="0">
+  <w:abstractNum w:abstractNumId="43" w15:restartNumberingAfterBreak="0">
     <w:nsid w:val="744707FC"/>
     <w:multiLevelType w:val="hybridMultilevel"/>
     <w:tmpl w:val="A99070F8"/>
@@ -6021,7 +6317,7 @@
       </w:pPr>
     </w:lvl>
   </w:abstractNum>
-  <w:abstractNum w:abstractNumId="43" w15:restartNumberingAfterBreak="0">
+  <w:abstractNum w:abstractNumId="44" w15:restartNumberingAfterBreak="0">
     <w:nsid w:val="75EF30DF"/>
     <w:multiLevelType w:val="hybridMultilevel"/>
     <w:tmpl w:val="DEA02B6E"/>
@@ -6110,7 +6406,7 @@
       </w:pPr>
     </w:lvl>
   </w:abstractNum>
-  <w:abstractNum w:abstractNumId="44" w15:restartNumberingAfterBreak="0">
+  <w:abstractNum w:abstractNumId="45" w15:restartNumberingAfterBreak="0">
     <w:nsid w:val="78D66A19"/>
     <w:multiLevelType w:val="hybridMultilevel"/>
     <w:tmpl w:val="4862567A"/>
@@ -6206,7 +6502,7 @@
     <w:abstractNumId w:val="12"/>
   </w:num>
   <w:num w:numId="3">
-    <w:abstractNumId w:val="32"/>
+    <w:abstractNumId w:val="33"/>
   </w:num>
   <w:num w:numId="4">
     <w:abstractNumId w:val="8"/>
@@ -6227,25 +6523,25 @@
     <w:abstractNumId w:val="17"/>
   </w:num>
   <w:num w:numId="10">
-    <w:abstractNumId w:val="27"/>
+    <w:abstractNumId w:val="28"/>
   </w:num>
   <w:num w:numId="11">
     <w:abstractNumId w:val="16"/>
   </w:num>
   <w:num w:numId="12">
+    <w:abstractNumId w:val="26"/>
+  </w:num>
+  <w:num w:numId="13">
     <w:abstractNumId w:val="25"/>
   </w:num>
-  <w:num w:numId="13">
-    <w:abstractNumId w:val="24"/>
-  </w:num>
   <w:num w:numId="14">
-    <w:abstractNumId w:val="35"/>
+    <w:abstractNumId w:val="36"/>
   </w:num>
   <w:num w:numId="15">
-    <w:abstractNumId w:val="26"/>
+    <w:abstractNumId w:val="27"/>
   </w:num>
   <w:num w:numId="16">
-    <w:abstractNumId w:val="36"/>
+    <w:abstractNumId w:val="37"/>
   </w:num>
   <w:num w:numId="17">
     <w:abstractNumId w:val="7"/>
@@ -6254,28 +6550,28 @@
     <w:abstractNumId w:val="10"/>
   </w:num>
   <w:num w:numId="19">
-    <w:abstractNumId w:val="33"/>
+    <w:abstractNumId w:val="34"/>
   </w:num>
   <w:num w:numId="20">
     <w:abstractNumId w:val="3"/>
   </w:num>
   <w:num w:numId="21">
-    <w:abstractNumId w:val="41"/>
+    <w:abstractNumId w:val="42"/>
   </w:num>
   <w:num w:numId="22">
     <w:abstractNumId w:val="6"/>
   </w:num>
   <w:num w:numId="23">
-    <w:abstractNumId w:val="31"/>
+    <w:abstractNumId w:val="32"/>
   </w:num>
   <w:num w:numId="24">
-    <w:abstractNumId w:val="44"/>
+    <w:abstractNumId w:val="45"/>
   </w:num>
   <w:num w:numId="25">
-    <w:abstractNumId w:val="38"/>
+    <w:abstractNumId w:val="39"/>
   </w:num>
   <w:num w:numId="26">
-    <w:abstractNumId w:val="30"/>
+    <w:abstractNumId w:val="31"/>
   </w:num>
   <w:num w:numId="27">
     <w:abstractNumId w:val="14"/>
@@ -6287,10 +6583,10 @@
     <w:abstractNumId w:val="5"/>
   </w:num>
   <w:num w:numId="30">
-    <w:abstractNumId w:val="39"/>
+    <w:abstractNumId w:val="40"/>
   </w:num>
   <w:num w:numId="31">
-    <w:abstractNumId w:val="23"/>
+    <w:abstractNumId w:val="24"/>
   </w:num>
   <w:num w:numId="32">
     <w:abstractNumId w:val="22"/>
@@ -6302,37 +6598,40 @@
     <w:abstractNumId w:val="0"/>
   </w:num>
   <w:num w:numId="35">
-    <w:abstractNumId w:val="28"/>
+    <w:abstractNumId w:val="29"/>
   </w:num>
   <w:num w:numId="36">
-    <w:abstractNumId w:val="34"/>
+    <w:abstractNumId w:val="35"/>
   </w:num>
   <w:num w:numId="37">
     <w:abstractNumId w:val="2"/>
   </w:num>
   <w:num w:numId="38">
-    <w:abstractNumId w:val="40"/>
+    <w:abstractNumId w:val="41"/>
   </w:num>
   <w:num w:numId="39">
-    <w:abstractNumId w:val="37"/>
+    <w:abstractNumId w:val="38"/>
   </w:num>
   <w:num w:numId="40">
-    <w:abstractNumId w:val="43"/>
+    <w:abstractNumId w:val="44"/>
   </w:num>
   <w:num w:numId="41">
-    <w:abstractNumId w:val="29"/>
+    <w:abstractNumId w:val="30"/>
   </w:num>
   <w:num w:numId="42">
     <w:abstractNumId w:val="1"/>
   </w:num>
   <w:num w:numId="43">
-    <w:abstractNumId w:val="42"/>
+    <w:abstractNumId w:val="43"/>
   </w:num>
   <w:num w:numId="44">
     <w:abstractNumId w:val="20"/>
   </w:num>
   <w:num w:numId="45">
     <w:abstractNumId w:val="18"/>
+  </w:num>
+  <w:num w:numId="46">
+    <w:abstractNumId w:val="23"/>
   </w:num>
 </w:numbering>
 </file>

--- a/notes_07Jun2023.docx
+++ b/notes_07Jun2023.docx
@@ -2195,6 +2195,290 @@
           <w:ilvl w:val="0"/>
           <w:numId w:val="46"/>
         </w:numPr>
+      </w:pPr>
+      <w:r>
+        <w:rPr>
+          <w:lang w:val="en-US"/>
+        </w:rPr>
+        <w:t xml:space="preserve">In </w:t>
+      </w:r>
+      <w:proofErr w:type="spellStart"/>
+      <w:proofErr w:type="gramStart"/>
+      <w:r>
+        <w:rPr>
+          <w:lang w:val="en-US"/>
+        </w:rPr>
+        <w:t>application.properties</w:t>
+      </w:r>
+      <w:proofErr w:type="spellEnd"/>
+      <w:proofErr w:type="gramEnd"/>
+      <w:r>
+        <w:rPr>
+          <w:lang w:val="en-US"/>
+        </w:rPr>
+        <w:t>:</w:t>
+      </w:r>
+    </w:p>
+    <w:p>
+      <w:pPr>
+        <w:pStyle w:val="ListParagraph"/>
+        <w:ind w:left="1080"/>
+      </w:pPr>
+      <w:r>
+        <w:t>#spring.datasource.url=jdbc:h</w:t>
+      </w:r>
+      <w:proofErr w:type="gramStart"/>
+      <w:r>
+        <w:t>2:mem</w:t>
+      </w:r>
+      <w:proofErr w:type="gramEnd"/>
+      <w:r>
+        <w:t>:jag</w:t>
+      </w:r>
+    </w:p>
+    <w:p>
+      <w:pPr>
+        <w:pStyle w:val="ListParagraph"/>
+        <w:ind w:left="1080"/>
+      </w:pPr>
+      <w:r>
+        <w:t>spring.datasource.url=jdbc:h</w:t>
+      </w:r>
+      <w:proofErr w:type="gramStart"/>
+      <w:r>
+        <w:t>2:file</w:t>
+      </w:r>
+      <w:proofErr w:type="gramEnd"/>
+      <w:r>
+        <w:t>:./data/</w:t>
+      </w:r>
+      <w:proofErr w:type="spellStart"/>
+      <w:r>
+        <w:t>sampledata</w:t>
+      </w:r>
+      <w:proofErr w:type="spellEnd"/>
+    </w:p>
+    <w:p>
+      <w:pPr>
+        <w:pStyle w:val="ListParagraph"/>
+        <w:ind w:left="1080"/>
+      </w:pPr>
+      <w:proofErr w:type="spellStart"/>
+      <w:proofErr w:type="gramStart"/>
+      <w:r>
+        <w:lastRenderedPageBreak/>
+        <w:t>spring.datasource</w:t>
+      </w:r>
+      <w:proofErr w:type="gramEnd"/>
+      <w:r>
+        <w:t>.driverClassName</w:t>
+      </w:r>
+      <w:proofErr w:type="spellEnd"/>
+      <w:r>
+        <w:t>=org.h2.Driver</w:t>
+      </w:r>
+    </w:p>
+    <w:p>
+      <w:pPr>
+        <w:pStyle w:val="ListParagraph"/>
+        <w:ind w:left="1080"/>
+      </w:pPr>
+      <w:proofErr w:type="spellStart"/>
+      <w:proofErr w:type="gramStart"/>
+      <w:r>
+        <w:t>spring.datasource</w:t>
+      </w:r>
+      <w:proofErr w:type="gramEnd"/>
+      <w:r>
+        <w:t>.username</w:t>
+      </w:r>
+      <w:proofErr w:type="spellEnd"/>
+      <w:r>
+        <w:t>=</w:t>
+      </w:r>
+      <w:proofErr w:type="spellStart"/>
+      <w:r>
+        <w:t>sa</w:t>
+      </w:r>
+      <w:proofErr w:type="spellEnd"/>
+    </w:p>
+    <w:p>
+      <w:pPr>
+        <w:pStyle w:val="ListParagraph"/>
+        <w:ind w:left="1080"/>
+      </w:pPr>
+      <w:proofErr w:type="spellStart"/>
+      <w:proofErr w:type="gramStart"/>
+      <w:r>
+        <w:t>spring.datasource</w:t>
+      </w:r>
+      <w:proofErr w:type="gramEnd"/>
+      <w:r>
+        <w:t>.password</w:t>
+      </w:r>
+      <w:proofErr w:type="spellEnd"/>
+      <w:r>
+        <w:t>=password</w:t>
+      </w:r>
+    </w:p>
+    <w:p>
+      <w:pPr>
+        <w:pStyle w:val="ListParagraph"/>
+        <w:ind w:left="1080"/>
+      </w:pPr>
+      <w:proofErr w:type="spellStart"/>
+      <w:proofErr w:type="gramStart"/>
+      <w:r>
+        <w:t>spring.jpa.database</w:t>
+      </w:r>
+      <w:proofErr w:type="spellEnd"/>
+      <w:proofErr w:type="gramEnd"/>
+      <w:r>
+        <w:t>-platform=org.hibernate.dialect.H2Dialect</w:t>
+      </w:r>
+    </w:p>
+    <w:p>
+      <w:pPr>
+        <w:pStyle w:val="ListParagraph"/>
+        <w:ind w:left="1080"/>
+      </w:pPr>
+    </w:p>
+    <w:p>
+      <w:pPr>
+        <w:pStyle w:val="ListParagraph"/>
+        <w:ind w:left="1080"/>
+      </w:pPr>
+      <w:r>
+        <w:t>spring.h</w:t>
+      </w:r>
+      <w:proofErr w:type="gramStart"/>
+      <w:r>
+        <w:t>2.console</w:t>
+      </w:r>
+      <w:proofErr w:type="gramEnd"/>
+      <w:r>
+        <w:t>.enabled=true</w:t>
+      </w:r>
+    </w:p>
+    <w:p>
+      <w:pPr>
+        <w:pStyle w:val="ListParagraph"/>
+        <w:ind w:left="1080"/>
+      </w:pPr>
+      <w:r>
+        <w:t>spring.h</w:t>
+      </w:r>
+      <w:proofErr w:type="gramStart"/>
+      <w:r>
+        <w:t>2.console</w:t>
+      </w:r>
+      <w:proofErr w:type="gramEnd"/>
+      <w:r>
+        <w:t>.path=/h2</w:t>
+      </w:r>
+    </w:p>
+    <w:p>
+      <w:pPr>
+        <w:pStyle w:val="ListParagraph"/>
+        <w:ind w:left="1080"/>
+      </w:pPr>
+    </w:p>
+    <w:p>
+      <w:pPr>
+        <w:pStyle w:val="ListParagraph"/>
+        <w:ind w:left="1080"/>
+      </w:pPr>
+      <w:proofErr w:type="spellStart"/>
+      <w:r>
+        <w:t>spring.jpa.hibernate.ddl</w:t>
+      </w:r>
+      <w:proofErr w:type="spellEnd"/>
+      <w:r>
+        <w:t>-auto=update</w:t>
+      </w:r>
+    </w:p>
+    <w:p>
+      <w:pPr>
+        <w:pStyle w:val="ListParagraph"/>
+        <w:ind w:left="1080"/>
+      </w:pPr>
+      <w:proofErr w:type="spellStart"/>
+      <w:proofErr w:type="gramStart"/>
+      <w:r>
+        <w:t>spring.jpa.show</w:t>
+      </w:r>
+      <w:proofErr w:type="gramEnd"/>
+      <w:r>
+        <w:t>-sql</w:t>
+      </w:r>
+      <w:proofErr w:type="spellEnd"/>
+      <w:r>
+        <w:t>=true</w:t>
+      </w:r>
+    </w:p>
+    <w:p>
+      <w:pPr>
+        <w:pStyle w:val="ListParagraph"/>
+        <w:ind w:left="1080"/>
+      </w:pPr>
+    </w:p>
+    <w:p>
+      <w:pPr>
+        <w:pStyle w:val="ListParagraph"/>
+        <w:numPr>
+          <w:ilvl w:val="0"/>
+          <w:numId w:val="46"/>
+        </w:numPr>
+      </w:pPr>
+      <w:r>
+        <w:t>Create entity, repo, service, controller as usual</w:t>
+      </w:r>
+    </w:p>
+    <w:p>
+      <w:pPr>
+        <w:pStyle w:val="ListParagraph"/>
+        <w:numPr>
+          <w:ilvl w:val="0"/>
+          <w:numId w:val="46"/>
+        </w:numPr>
+      </w:pPr>
+      <w:r>
+        <w:t>Access the database console using</w:t>
+      </w:r>
+    </w:p>
+    <w:p>
+      <w:pPr>
+        <w:pStyle w:val="ListParagraph"/>
+        <w:ind w:left="1440"/>
+      </w:pPr>
+      <w:hyperlink r:id="rId5" w:history="1">
+        <w:r>
+          <w:rPr>
+            <w:rStyle w:val="Hyperlink"/>
+          </w:rPr>
+          <w:t>http://localhost:8080/h2</w:t>
+        </w:r>
+      </w:hyperlink>
+    </w:p>
+    <w:p>
+      <w:pPr>
+        <w:pStyle w:val="ListParagraph"/>
+        <w:ind w:left="1440"/>
+      </w:pPr>
+    </w:p>
+    <w:p>
+      <w:pPr>
+        <w:pStyle w:val="ListParagraph"/>
+        <w:ind w:left="1440"/>
+      </w:pPr>
+      <w:r>
+        <w:t>use the same URL, driver, username and password to login to h2 console</w:t>
+      </w:r>
+    </w:p>
+    <w:p>
+      <w:pPr>
+        <w:pStyle w:val="ListParagraph"/>
+        <w:ind w:left="1440"/>
       </w:pPr>
     </w:p>
     <w:sectPr>

--- a/notes_07Jun2023.docx
+++ b/notes_07Jun2023.docx
@@ -2469,6 +2469,9 @@
     <w:p>
       <w:pPr>
         <w:pStyle w:val="ListParagraph"/>
+        <w:pBdr>
+          <w:bottom w:val="single" w:sz="6" w:space="1" w:color="auto"/>
+        </w:pBdr>
         <w:ind w:left="1440"/>
       </w:pPr>
       <w:r>
@@ -2479,6 +2482,425 @@
       <w:pPr>
         <w:pStyle w:val="ListParagraph"/>
         <w:ind w:left="1440"/>
+      </w:pPr>
+    </w:p>
+    <w:p>
+      <w:pPr>
+        <w:pStyle w:val="ListParagraph"/>
+        <w:numPr>
+          <w:ilvl w:val="0"/>
+          <w:numId w:val="47"/>
+        </w:numPr>
+      </w:pPr>
+      <w:r>
+        <w:t>Create a spring boot project</w:t>
+      </w:r>
+    </w:p>
+    <w:p>
+      <w:pPr>
+        <w:pStyle w:val="ListParagraph"/>
+        <w:ind w:left="2160"/>
+      </w:pPr>
+      <w:r>
+        <w:t>Spring web</w:t>
+      </w:r>
+    </w:p>
+    <w:p>
+      <w:pPr>
+        <w:pStyle w:val="ListParagraph"/>
+        <w:ind w:left="2160"/>
+      </w:pPr>
+      <w:r>
+        <w:t>Open Feign</w:t>
+      </w:r>
+    </w:p>
+    <w:p>
+      <w:pPr>
+        <w:pStyle w:val="ListParagraph"/>
+        <w:ind w:left="2160"/>
+      </w:pPr>
+    </w:p>
+    <w:p>
+      <w:pPr>
+        <w:pStyle w:val="ListParagraph"/>
+        <w:numPr>
+          <w:ilvl w:val="0"/>
+          <w:numId w:val="47"/>
+        </w:numPr>
+      </w:pPr>
+      <w:r>
+        <w:t>In pom.xml we need to add the following dependencies:</w:t>
+      </w:r>
+    </w:p>
+    <w:p>
+      <w:pPr>
+        <w:pStyle w:val="ListParagraph"/>
+        <w:ind w:left="2160"/>
+      </w:pPr>
+      <w:r>
+        <w:tab/>
+      </w:r>
+      <w:r>
+        <w:tab/>
+        <w:t>&lt;dependency&gt;</w:t>
+      </w:r>
+    </w:p>
+    <w:p>
+      <w:pPr>
+        <w:pStyle w:val="ListParagraph"/>
+        <w:ind w:left="2160"/>
+      </w:pPr>
+      <w:r>
+        <w:tab/>
+      </w:r>
+      <w:r>
+        <w:tab/>
+      </w:r>
+      <w:r>
+        <w:tab/>
+        <w:t>&lt;</w:t>
+      </w:r>
+      <w:proofErr w:type="spellStart"/>
+      <w:r>
+        <w:t>groupId</w:t>
+      </w:r>
+      <w:proofErr w:type="spellEnd"/>
+      <w:r>
+        <w:t>&gt;</w:t>
+      </w:r>
+      <w:proofErr w:type="spellStart"/>
+      <w:r>
+        <w:t>javax.servlet</w:t>
+      </w:r>
+      <w:proofErr w:type="spellEnd"/>
+      <w:r>
+        <w:t>&lt;/</w:t>
+      </w:r>
+      <w:proofErr w:type="spellStart"/>
+      <w:r>
+        <w:t>groupId</w:t>
+      </w:r>
+      <w:proofErr w:type="spellEnd"/>
+      <w:r>
+        <w:t>&gt;</w:t>
+      </w:r>
+    </w:p>
+    <w:p>
+      <w:pPr>
+        <w:pStyle w:val="ListParagraph"/>
+        <w:ind w:left="2160"/>
+      </w:pPr>
+      <w:r>
+        <w:tab/>
+      </w:r>
+      <w:r>
+        <w:tab/>
+      </w:r>
+      <w:r>
+        <w:tab/>
+        <w:t>&lt;</w:t>
+      </w:r>
+      <w:proofErr w:type="spellStart"/>
+      <w:r>
+        <w:t>artifactId</w:t>
+      </w:r>
+      <w:proofErr w:type="spellEnd"/>
+      <w:r>
+        <w:t>&gt;</w:t>
+      </w:r>
+      <w:proofErr w:type="spellStart"/>
+      <w:r>
+        <w:t>jstl</w:t>
+      </w:r>
+      <w:proofErr w:type="spellEnd"/>
+      <w:r>
+        <w:t>&lt;/</w:t>
+      </w:r>
+      <w:proofErr w:type="spellStart"/>
+      <w:r>
+        <w:t>artifactId</w:t>
+      </w:r>
+      <w:proofErr w:type="spellEnd"/>
+      <w:r>
+        <w:t>&gt;</w:t>
+      </w:r>
+    </w:p>
+    <w:p>
+      <w:pPr>
+        <w:pStyle w:val="ListParagraph"/>
+        <w:ind w:left="2160"/>
+      </w:pPr>
+      <w:r>
+        <w:tab/>
+      </w:r>
+      <w:r>
+        <w:tab/>
+      </w:r>
+      <w:r>
+        <w:tab/>
+        <w:t>&lt;version&gt;1.2&lt;/version&gt;</w:t>
+      </w:r>
+    </w:p>
+    <w:p>
+      <w:pPr>
+        <w:pStyle w:val="ListParagraph"/>
+        <w:ind w:left="2160"/>
+      </w:pPr>
+      <w:r>
+        <w:tab/>
+      </w:r>
+      <w:r>
+        <w:tab/>
+        <w:t>&lt;/dependency&gt;</w:t>
+      </w:r>
+    </w:p>
+    <w:p>
+      <w:pPr>
+        <w:pStyle w:val="ListParagraph"/>
+        <w:ind w:left="2160"/>
+      </w:pPr>
+    </w:p>
+    <w:p>
+      <w:pPr>
+        <w:pStyle w:val="ListParagraph"/>
+        <w:ind w:left="2160"/>
+      </w:pPr>
+      <w:r>
+        <w:tab/>
+      </w:r>
+      <w:r>
+        <w:tab/>
+        <w:t>&lt;dependency&gt;</w:t>
+      </w:r>
+    </w:p>
+    <w:p>
+      <w:pPr>
+        <w:pStyle w:val="ListParagraph"/>
+        <w:ind w:left="2160"/>
+      </w:pPr>
+      <w:r>
+        <w:tab/>
+      </w:r>
+      <w:r>
+        <w:tab/>
+      </w:r>
+      <w:r>
+        <w:tab/>
+      </w:r>
+      <w:proofErr w:type="gramStart"/>
+      <w:r>
+        <w:t>&lt;</w:t>
+      </w:r>
+      <w:proofErr w:type="spellStart"/>
+      <w:r>
+        <w:t>groupId</w:t>
+      </w:r>
+      <w:proofErr w:type="spellEnd"/>
+      <w:r>
+        <w:t>&gt;</w:t>
+      </w:r>
+      <w:proofErr w:type="spellStart"/>
+      <w:r>
+        <w:t>org.apache.tomcat</w:t>
+      </w:r>
+      <w:proofErr w:type="gramEnd"/>
+      <w:r>
+        <w:t>.embed</w:t>
+      </w:r>
+      <w:proofErr w:type="spellEnd"/>
+      <w:r>
+        <w:t>&lt;/</w:t>
+      </w:r>
+      <w:proofErr w:type="spellStart"/>
+      <w:r>
+        <w:t>groupId</w:t>
+      </w:r>
+      <w:proofErr w:type="spellEnd"/>
+      <w:r>
+        <w:t>&gt;</w:t>
+      </w:r>
+    </w:p>
+    <w:p>
+      <w:pPr>
+        <w:pStyle w:val="ListParagraph"/>
+        <w:ind w:left="2160"/>
+      </w:pPr>
+      <w:r>
+        <w:tab/>
+      </w:r>
+      <w:r>
+        <w:tab/>
+      </w:r>
+      <w:r>
+        <w:tab/>
+        <w:t>&lt;</w:t>
+      </w:r>
+      <w:proofErr w:type="spellStart"/>
+      <w:r>
+        <w:t>artifactId</w:t>
+      </w:r>
+      <w:proofErr w:type="spellEnd"/>
+      <w:r>
+        <w:t>&gt;tomcat-embed-jasper&lt;/</w:t>
+      </w:r>
+      <w:proofErr w:type="spellStart"/>
+      <w:r>
+        <w:t>artifactId</w:t>
+      </w:r>
+      <w:proofErr w:type="spellEnd"/>
+      <w:r>
+        <w:t>&gt;</w:t>
+      </w:r>
+    </w:p>
+    <w:p>
+      <w:pPr>
+        <w:pStyle w:val="ListParagraph"/>
+        <w:ind w:left="2160"/>
+      </w:pPr>
+      <w:r>
+        <w:tab/>
+      </w:r>
+      <w:r>
+        <w:tab/>
+        <w:t>&lt;/dependency&gt;</w:t>
+      </w:r>
+    </w:p>
+    <w:p>
+      <w:pPr>
+        <w:pStyle w:val="ListParagraph"/>
+        <w:numPr>
+          <w:ilvl w:val="0"/>
+          <w:numId w:val="47"/>
+        </w:numPr>
+      </w:pPr>
+      <w:proofErr w:type="spellStart"/>
+      <w:proofErr w:type="gramStart"/>
+      <w:r>
+        <w:t>application.properties</w:t>
+      </w:r>
+      <w:proofErr w:type="spellEnd"/>
+      <w:proofErr w:type="gramEnd"/>
+    </w:p>
+    <w:p>
+      <w:pPr>
+        <w:pStyle w:val="ListParagraph"/>
+        <w:ind w:left="1800"/>
+      </w:pPr>
+      <w:proofErr w:type="spellStart"/>
+      <w:proofErr w:type="gramStart"/>
+      <w:r>
+        <w:t>spring.mvc.view</w:t>
+      </w:r>
+      <w:proofErr w:type="gramEnd"/>
+      <w:r>
+        <w:t>.prefix</w:t>
+      </w:r>
+      <w:proofErr w:type="spellEnd"/>
+      <w:r>
+        <w:t>=/views/</w:t>
+      </w:r>
+    </w:p>
+    <w:p>
+      <w:pPr>
+        <w:pStyle w:val="ListParagraph"/>
+        <w:ind w:left="1800"/>
+      </w:pPr>
+      <w:proofErr w:type="spellStart"/>
+      <w:proofErr w:type="gramStart"/>
+      <w:r>
+        <w:t>spring.mvc.view</w:t>
+      </w:r>
+      <w:proofErr w:type="gramEnd"/>
+      <w:r>
+        <w:t>.suffix</w:t>
+      </w:r>
+      <w:proofErr w:type="spellEnd"/>
+      <w:r>
+        <w:t>=.</w:t>
+      </w:r>
+      <w:proofErr w:type="spellStart"/>
+      <w:r>
+        <w:t>jsp</w:t>
+      </w:r>
+      <w:proofErr w:type="spellEnd"/>
+    </w:p>
+    <w:p>
+      <w:pPr>
+        <w:pStyle w:val="ListParagraph"/>
+        <w:ind w:left="1800"/>
+      </w:pPr>
+      <w:proofErr w:type="spellStart"/>
+      <w:proofErr w:type="gramStart"/>
+      <w:r>
+        <w:t>server.port</w:t>
+      </w:r>
+      <w:proofErr w:type="spellEnd"/>
+      <w:proofErr w:type="gramEnd"/>
+      <w:r>
+        <w:t>=8383</w:t>
+      </w:r>
+    </w:p>
+    <w:p>
+      <w:pPr>
+        <w:pStyle w:val="ListParagraph"/>
+        <w:ind w:left="1800"/>
+      </w:pPr>
+    </w:p>
+    <w:p>
+      <w:pPr>
+        <w:pStyle w:val="ListParagraph"/>
+        <w:numPr>
+          <w:ilvl w:val="0"/>
+          <w:numId w:val="47"/>
+        </w:numPr>
+      </w:pPr>
+      <w:r>
+        <w:t>create folder as per prefix:</w:t>
+      </w:r>
+    </w:p>
+    <w:p>
+      <w:pPr>
+        <w:pStyle w:val="ListParagraph"/>
+        <w:ind w:left="2160"/>
+      </w:pPr>
+      <w:r>
+        <w:t>webapp/views/ folder</w:t>
+      </w:r>
+    </w:p>
+    <w:p>
+      <w:pPr>
+        <w:pStyle w:val="ListParagraph"/>
+        <w:ind w:left="2160"/>
+      </w:pPr>
+      <w:r>
+        <w:tab/>
+        <w:t>inside this folder, create “</w:t>
+      </w:r>
+      <w:proofErr w:type="spellStart"/>
+      <w:r>
+        <w:t>employee.jsp</w:t>
+      </w:r>
+      <w:proofErr w:type="spellEnd"/>
+      <w:r>
+        <w:t>”</w:t>
+      </w:r>
+    </w:p>
+    <w:p>
+      <w:pPr>
+        <w:pStyle w:val="ListParagraph"/>
+        <w:numPr>
+          <w:ilvl w:val="0"/>
+          <w:numId w:val="47"/>
+        </w:numPr>
+      </w:pPr>
+      <w:r>
+        <w:t>controller:</w:t>
+      </w:r>
+    </w:p>
+    <w:p>
+      <w:pPr>
+        <w:pStyle w:val="ListParagraph"/>
+        <w:ind w:left="2160"/>
       </w:pPr>
     </w:p>
     <w:sectPr>
@@ -6068,6 +6490,95 @@
     </w:lvl>
   </w:abstractNum>
   <w:abstractNum w:abstractNumId="38" w15:restartNumberingAfterBreak="0">
+    <w:nsid w:val="6604645C"/>
+    <w:multiLevelType w:val="hybridMultilevel"/>
+    <w:tmpl w:val="11B8062E"/>
+    <w:lvl w:ilvl="0" w:tplc="A44A3C3A">
+      <w:start w:val="1"/>
+      <w:numFmt w:val="decimal"/>
+      <w:lvlText w:val="%1)"/>
+      <w:lvlJc w:val="left"/>
+      <w:pPr>
+        <w:ind w:left="1800" w:hanging="360"/>
+      </w:pPr>
+      <w:rPr>
+        <w:rFonts w:hint="default"/>
+      </w:rPr>
+    </w:lvl>
+    <w:lvl w:ilvl="1" w:tplc="40090019" w:tentative="1">
+      <w:start w:val="1"/>
+      <w:numFmt w:val="lowerLetter"/>
+      <w:lvlText w:val="%2."/>
+      <w:lvlJc w:val="left"/>
+      <w:pPr>
+        <w:ind w:left="2520" w:hanging="360"/>
+      </w:pPr>
+    </w:lvl>
+    <w:lvl w:ilvl="2" w:tplc="4009001B" w:tentative="1">
+      <w:start w:val="1"/>
+      <w:numFmt w:val="lowerRoman"/>
+      <w:lvlText w:val="%3."/>
+      <w:lvlJc w:val="right"/>
+      <w:pPr>
+        <w:ind w:left="3240" w:hanging="180"/>
+      </w:pPr>
+    </w:lvl>
+    <w:lvl w:ilvl="3" w:tplc="4009000F" w:tentative="1">
+      <w:start w:val="1"/>
+      <w:numFmt w:val="decimal"/>
+      <w:lvlText w:val="%4."/>
+      <w:lvlJc w:val="left"/>
+      <w:pPr>
+        <w:ind w:left="3960" w:hanging="360"/>
+      </w:pPr>
+    </w:lvl>
+    <w:lvl w:ilvl="4" w:tplc="40090019" w:tentative="1">
+      <w:start w:val="1"/>
+      <w:numFmt w:val="lowerLetter"/>
+      <w:lvlText w:val="%5."/>
+      <w:lvlJc w:val="left"/>
+      <w:pPr>
+        <w:ind w:left="4680" w:hanging="360"/>
+      </w:pPr>
+    </w:lvl>
+    <w:lvl w:ilvl="5" w:tplc="4009001B" w:tentative="1">
+      <w:start w:val="1"/>
+      <w:numFmt w:val="lowerRoman"/>
+      <w:lvlText w:val="%6."/>
+      <w:lvlJc w:val="right"/>
+      <w:pPr>
+        <w:ind w:left="5400" w:hanging="180"/>
+      </w:pPr>
+    </w:lvl>
+    <w:lvl w:ilvl="6" w:tplc="4009000F" w:tentative="1">
+      <w:start w:val="1"/>
+      <w:numFmt w:val="decimal"/>
+      <w:lvlText w:val="%7."/>
+      <w:lvlJc w:val="left"/>
+      <w:pPr>
+        <w:ind w:left="6120" w:hanging="360"/>
+      </w:pPr>
+    </w:lvl>
+    <w:lvl w:ilvl="7" w:tplc="40090019" w:tentative="1">
+      <w:start w:val="1"/>
+      <w:numFmt w:val="lowerLetter"/>
+      <w:lvlText w:val="%8."/>
+      <w:lvlJc w:val="left"/>
+      <w:pPr>
+        <w:ind w:left="6840" w:hanging="360"/>
+      </w:pPr>
+    </w:lvl>
+    <w:lvl w:ilvl="8" w:tplc="4009001B" w:tentative="1">
+      <w:start w:val="1"/>
+      <w:numFmt w:val="lowerRoman"/>
+      <w:lvlText w:val="%9."/>
+      <w:lvlJc w:val="right"/>
+      <w:pPr>
+        <w:ind w:left="7560" w:hanging="180"/>
+      </w:pPr>
+    </w:lvl>
+  </w:abstractNum>
+  <w:abstractNum w:abstractNumId="39" w15:restartNumberingAfterBreak="0">
     <w:nsid w:val="68F71855"/>
     <w:multiLevelType w:val="hybridMultilevel"/>
     <w:tmpl w:val="60FC089A"/>
@@ -6156,7 +6667,7 @@
       </w:pPr>
     </w:lvl>
   </w:abstractNum>
-  <w:abstractNum w:abstractNumId="39" w15:restartNumberingAfterBreak="0">
+  <w:abstractNum w:abstractNumId="40" w15:restartNumberingAfterBreak="0">
     <w:nsid w:val="69967D90"/>
     <w:multiLevelType w:val="hybridMultilevel"/>
     <w:tmpl w:val="1F2AE446"/>
@@ -6245,7 +6756,7 @@
       </w:pPr>
     </w:lvl>
   </w:abstractNum>
-  <w:abstractNum w:abstractNumId="40" w15:restartNumberingAfterBreak="0">
+  <w:abstractNum w:abstractNumId="41" w15:restartNumberingAfterBreak="0">
     <w:nsid w:val="6A39648A"/>
     <w:multiLevelType w:val="hybridMultilevel"/>
     <w:tmpl w:val="E7B24DF4"/>
@@ -6334,7 +6845,7 @@
       </w:pPr>
     </w:lvl>
   </w:abstractNum>
-  <w:abstractNum w:abstractNumId="41" w15:restartNumberingAfterBreak="0">
+  <w:abstractNum w:abstractNumId="42" w15:restartNumberingAfterBreak="0">
     <w:nsid w:val="6CA40C25"/>
     <w:multiLevelType w:val="hybridMultilevel"/>
     <w:tmpl w:val="D3AAAF3E"/>
@@ -6423,7 +6934,7 @@
       </w:pPr>
     </w:lvl>
   </w:abstractNum>
-  <w:abstractNum w:abstractNumId="42" w15:restartNumberingAfterBreak="0">
+  <w:abstractNum w:abstractNumId="43" w15:restartNumberingAfterBreak="0">
     <w:nsid w:val="6E4C1B67"/>
     <w:multiLevelType w:val="hybridMultilevel"/>
     <w:tmpl w:val="CAD033F6"/>
@@ -6512,7 +7023,7 @@
       </w:pPr>
     </w:lvl>
   </w:abstractNum>
-  <w:abstractNum w:abstractNumId="43" w15:restartNumberingAfterBreak="0">
+  <w:abstractNum w:abstractNumId="44" w15:restartNumberingAfterBreak="0">
     <w:nsid w:val="744707FC"/>
     <w:multiLevelType w:val="hybridMultilevel"/>
     <w:tmpl w:val="A99070F8"/>
@@ -6601,7 +7112,7 @@
       </w:pPr>
     </w:lvl>
   </w:abstractNum>
-  <w:abstractNum w:abstractNumId="44" w15:restartNumberingAfterBreak="0">
+  <w:abstractNum w:abstractNumId="45" w15:restartNumberingAfterBreak="0">
     <w:nsid w:val="75EF30DF"/>
     <w:multiLevelType w:val="hybridMultilevel"/>
     <w:tmpl w:val="DEA02B6E"/>
@@ -6690,7 +7201,7 @@
       </w:pPr>
     </w:lvl>
   </w:abstractNum>
-  <w:abstractNum w:abstractNumId="45" w15:restartNumberingAfterBreak="0">
+  <w:abstractNum w:abstractNumId="46" w15:restartNumberingAfterBreak="0">
     <w:nsid w:val="78D66A19"/>
     <w:multiLevelType w:val="hybridMultilevel"/>
     <w:tmpl w:val="4862567A"/>
@@ -6840,7 +7351,7 @@
     <w:abstractNumId w:val="3"/>
   </w:num>
   <w:num w:numId="21">
-    <w:abstractNumId w:val="42"/>
+    <w:abstractNumId w:val="43"/>
   </w:num>
   <w:num w:numId="22">
     <w:abstractNumId w:val="6"/>
@@ -6849,10 +7360,10 @@
     <w:abstractNumId w:val="32"/>
   </w:num>
   <w:num w:numId="24">
-    <w:abstractNumId w:val="45"/>
+    <w:abstractNumId w:val="46"/>
   </w:num>
   <w:num w:numId="25">
-    <w:abstractNumId w:val="39"/>
+    <w:abstractNumId w:val="40"/>
   </w:num>
   <w:num w:numId="26">
     <w:abstractNumId w:val="31"/>
@@ -6867,7 +7378,7 @@
     <w:abstractNumId w:val="5"/>
   </w:num>
   <w:num w:numId="30">
-    <w:abstractNumId w:val="40"/>
+    <w:abstractNumId w:val="41"/>
   </w:num>
   <w:num w:numId="31">
     <w:abstractNumId w:val="24"/>
@@ -6891,13 +7402,13 @@
     <w:abstractNumId w:val="2"/>
   </w:num>
   <w:num w:numId="38">
-    <w:abstractNumId w:val="41"/>
+    <w:abstractNumId w:val="42"/>
   </w:num>
   <w:num w:numId="39">
-    <w:abstractNumId w:val="38"/>
+    <w:abstractNumId w:val="39"/>
   </w:num>
   <w:num w:numId="40">
-    <w:abstractNumId w:val="44"/>
+    <w:abstractNumId w:val="45"/>
   </w:num>
   <w:num w:numId="41">
     <w:abstractNumId w:val="30"/>
@@ -6906,7 +7417,7 @@
     <w:abstractNumId w:val="1"/>
   </w:num>
   <w:num w:numId="43">
-    <w:abstractNumId w:val="43"/>
+    <w:abstractNumId w:val="44"/>
   </w:num>
   <w:num w:numId="44">
     <w:abstractNumId w:val="20"/>
@@ -6916,6 +7427,9 @@
   </w:num>
   <w:num w:numId="46">
     <w:abstractNumId w:val="23"/>
+  </w:num>
+  <w:num w:numId="47">
+    <w:abstractNumId w:val="38"/>
   </w:num>
 </w:numbering>
 </file>

--- a/notes_07Jun2023.docx
+++ b/notes_07Jun2023.docx
@@ -2895,6 +2895,296 @@
       </w:pPr>
       <w:r>
         <w:t>controller:</w:t>
+      </w:r>
+    </w:p>
+    <w:p>
+      <w:pPr>
+        <w:pStyle w:val="ListParagraph"/>
+        <w:pBdr>
+          <w:bottom w:val="single" w:sz="6" w:space="1" w:color="auto"/>
+        </w:pBdr>
+        <w:ind w:left="2160"/>
+      </w:pPr>
+    </w:p>
+    <w:p>
+      <w:pPr>
+        <w:pStyle w:val="ListParagraph"/>
+        <w:ind w:left="2160"/>
+      </w:pPr>
+    </w:p>
+    <w:p>
+      <w:pPr>
+        <w:pStyle w:val="ListParagraph"/>
+        <w:ind w:left="2160"/>
+      </w:pPr>
+      <w:r>
+        <w:t>To use PostgreSQL as database in JPA, use the following:</w:t>
+      </w:r>
+    </w:p>
+    <w:p>
+      <w:pPr>
+        <w:pStyle w:val="ListParagraph"/>
+        <w:ind w:left="2160"/>
+      </w:pPr>
+    </w:p>
+    <w:p>
+      <w:pPr>
+        <w:pStyle w:val="ListParagraph"/>
+        <w:ind w:left="2160"/>
+      </w:pPr>
+      <w:r>
+        <w:t>Pom.xml</w:t>
+      </w:r>
+    </w:p>
+    <w:p>
+      <w:pPr>
+        <w:pStyle w:val="ListParagraph"/>
+        <w:ind w:left="2160"/>
+      </w:pPr>
+    </w:p>
+    <w:p>
+      <w:pPr>
+        <w:pStyle w:val="ListParagraph"/>
+        <w:ind w:left="2160"/>
+      </w:pPr>
+      <w:r>
+        <w:lastRenderedPageBreak/>
+        <w:t xml:space="preserve">            &lt;dependency&gt;</w:t>
+      </w:r>
+    </w:p>
+    <w:p>
+      <w:pPr>
+        <w:pStyle w:val="ListParagraph"/>
+        <w:ind w:left="2160"/>
+      </w:pPr>
+      <w:r>
+        <w:t xml:space="preserve">                &lt;</w:t>
+      </w:r>
+      <w:proofErr w:type="spellStart"/>
+      <w:r>
+        <w:t>groupId</w:t>
+      </w:r>
+      <w:proofErr w:type="spellEnd"/>
+      <w:r>
+        <w:t>&gt;</w:t>
+      </w:r>
+      <w:proofErr w:type="spellStart"/>
+      <w:r>
+        <w:t>org.postgresql</w:t>
+      </w:r>
+      <w:proofErr w:type="spellEnd"/>
+      <w:r>
+        <w:t>&lt;/</w:t>
+      </w:r>
+      <w:proofErr w:type="spellStart"/>
+      <w:r>
+        <w:t>groupId</w:t>
+      </w:r>
+      <w:proofErr w:type="spellEnd"/>
+      <w:r>
+        <w:t>&gt;</w:t>
+      </w:r>
+    </w:p>
+    <w:p>
+      <w:pPr>
+        <w:pStyle w:val="ListParagraph"/>
+        <w:ind w:left="2160"/>
+      </w:pPr>
+      <w:r>
+        <w:t xml:space="preserve">                &lt;</w:t>
+      </w:r>
+      <w:proofErr w:type="spellStart"/>
+      <w:r>
+        <w:t>artifactId</w:t>
+      </w:r>
+      <w:proofErr w:type="spellEnd"/>
+      <w:r>
+        <w:t>&gt;</w:t>
+      </w:r>
+      <w:proofErr w:type="spellStart"/>
+      <w:r>
+        <w:t>postgresql</w:t>
+      </w:r>
+      <w:proofErr w:type="spellEnd"/>
+      <w:r>
+        <w:t>&lt;/</w:t>
+      </w:r>
+      <w:proofErr w:type="spellStart"/>
+      <w:r>
+        <w:t>artifactId</w:t>
+      </w:r>
+      <w:proofErr w:type="spellEnd"/>
+      <w:r>
+        <w:t>&gt;</w:t>
+      </w:r>
+    </w:p>
+    <w:p>
+      <w:pPr>
+        <w:pStyle w:val="ListParagraph"/>
+        <w:ind w:left="2160"/>
+      </w:pPr>
+      <w:r>
+        <w:t xml:space="preserve">                &lt;version&gt;42.5.1&lt;/version&gt;</w:t>
+      </w:r>
+    </w:p>
+    <w:p>
+      <w:pPr>
+        <w:pStyle w:val="ListParagraph"/>
+        <w:ind w:left="2160"/>
+      </w:pPr>
+      <w:r>
+        <w:t xml:space="preserve">            &lt;/dependency&gt;</w:t>
+      </w:r>
+    </w:p>
+    <w:p>
+      <w:pPr>
+        <w:pStyle w:val="ListParagraph"/>
+        <w:ind w:left="2160"/>
+      </w:pPr>
+    </w:p>
+    <w:p>
+      <w:pPr>
+        <w:pStyle w:val="ListParagraph"/>
+        <w:ind w:left="2160"/>
+      </w:pPr>
+      <w:proofErr w:type="spellStart"/>
+      <w:r>
+        <w:t>Application.properties</w:t>
+      </w:r>
+      <w:proofErr w:type="spellEnd"/>
+      <w:r>
+        <w:t>:</w:t>
+      </w:r>
+    </w:p>
+    <w:p>
+      <w:pPr>
+        <w:pStyle w:val="ListParagraph"/>
+        <w:ind w:left="2160"/>
+      </w:pPr>
+    </w:p>
+    <w:p>
+      <w:pPr>
+        <w:pStyle w:val="ListParagraph"/>
+        <w:ind w:left="2160"/>
+      </w:pPr>
+      <w:r>
+        <w:t>spring.datasource.url=</w:t>
+      </w:r>
+      <w:proofErr w:type="spellStart"/>
+      <w:proofErr w:type="gramStart"/>
+      <w:r>
+        <w:t>jdbc:postgresql</w:t>
+      </w:r>
+      <w:proofErr w:type="spellEnd"/>
+      <w:r>
+        <w:t>://localhost:5432/</w:t>
+      </w:r>
+      <w:proofErr w:type="spellStart"/>
+      <w:r>
+        <w:t>postgres</w:t>
+      </w:r>
+      <w:proofErr w:type="spellEnd"/>
+      <w:proofErr w:type="gramEnd"/>
+    </w:p>
+    <w:p>
+      <w:pPr>
+        <w:pStyle w:val="ListParagraph"/>
+        <w:ind w:left="2160"/>
+      </w:pPr>
+      <w:proofErr w:type="spellStart"/>
+      <w:proofErr w:type="gramStart"/>
+      <w:r>
+        <w:t>spring.datasource</w:t>
+      </w:r>
+      <w:proofErr w:type="gramEnd"/>
+      <w:r>
+        <w:t>.driver</w:t>
+      </w:r>
+      <w:proofErr w:type="spellEnd"/>
+      <w:r>
+        <w:t>-class-name=</w:t>
+      </w:r>
+      <w:proofErr w:type="spellStart"/>
+      <w:r>
+        <w:t>org.postgresql.Driver</w:t>
+      </w:r>
+      <w:proofErr w:type="spellEnd"/>
+    </w:p>
+    <w:p>
+      <w:pPr>
+        <w:pStyle w:val="ListParagraph"/>
+        <w:ind w:left="2160"/>
+      </w:pPr>
+      <w:proofErr w:type="spellStart"/>
+      <w:proofErr w:type="gramStart"/>
+      <w:r>
+        <w:t>spring.datasource</w:t>
+      </w:r>
+      <w:proofErr w:type="gramEnd"/>
+      <w:r>
+        <w:t>.username</w:t>
+      </w:r>
+      <w:proofErr w:type="spellEnd"/>
+      <w:r>
+        <w:t>=</w:t>
+      </w:r>
+      <w:proofErr w:type="spellStart"/>
+      <w:r>
+        <w:t>postgres</w:t>
+      </w:r>
+      <w:proofErr w:type="spellEnd"/>
+    </w:p>
+    <w:p>
+      <w:pPr>
+        <w:pStyle w:val="ListParagraph"/>
+        <w:ind w:left="2160"/>
+      </w:pPr>
+      <w:proofErr w:type="spellStart"/>
+      <w:proofErr w:type="gramStart"/>
+      <w:r>
+        <w:t>spring.datasource</w:t>
+      </w:r>
+      <w:proofErr w:type="gramEnd"/>
+      <w:r>
+        <w:t>.password</w:t>
+      </w:r>
+      <w:proofErr w:type="spellEnd"/>
+      <w:r>
+        <w:t>=password</w:t>
+      </w:r>
+    </w:p>
+    <w:p>
+      <w:pPr>
+        <w:pStyle w:val="ListParagraph"/>
+        <w:ind w:left="2160"/>
+      </w:pPr>
+    </w:p>
+    <w:p>
+      <w:pPr>
+        <w:pStyle w:val="ListParagraph"/>
+        <w:ind w:left="2160"/>
+      </w:pPr>
+      <w:proofErr w:type="spellStart"/>
+      <w:proofErr w:type="gramStart"/>
+      <w:r>
+        <w:t>spring.jpa.properties</w:t>
+      </w:r>
+      <w:proofErr w:type="gramEnd"/>
+      <w:r>
+        <w:t>.dialect</w:t>
+      </w:r>
+      <w:proofErr w:type="spellEnd"/>
+      <w:r>
+        <w:t>=</w:t>
+      </w:r>
+      <w:r>
+        <w:t xml:space="preserve"> </w:t>
+      </w:r>
+      <w:r>
+        <w:t>org.hibernate.dialect.</w:t>
+      </w:r>
+      <w:r>
+        <w:t>PostgreSQL10Dialect</w:t>
       </w:r>
     </w:p>
     <w:p>
